--- a/lab03_fuzzy/СШІ-ЛР-3-ВТ-23-2-Камінський.docx
+++ b/lab03_fuzzy/СШІ-ЛР-3-ВТ-23-2-Камінський.docx
@@ -217,7 +217,7 @@
           <w:i w:val="0"/>
           <w:sz w:val="28"/>
         </w:rPr>
-        <w:t>Перевірив: ____________________</w:t>
+        <w:t>Перевірив: Фант М.О.</w:t>
       </w:r>
     </w:p>
     <w:p>

--- a/lab03_fuzzy/СШІ-ЛР-3-ВТ-23-2-Камінський.docx
+++ b/lab03_fuzzy/СШІ-ЛР-3-ВТ-23-2-Камінський.docx
@@ -347,7 +347,362 @@
         <w:rPr>
           <w:sz w:val="28"/>
         </w:rPr>
-        <w:t xml:space="preserve">). Оскільки цей тулбокс є окремим платним додатком і доступний не на кожному робочому місці, усі три системи відтворено мовою Python бібліотекою </w:t>
+        <w:t xml:space="preserve">). Цей тулбокс є окремим платним додатком і до складу доступної версії MATLAB не входить. Перевірено безпосередньо в MATLAB Online (basic), R2026b — команда </w:t>
+      </w:r>
+      <w:r>
+        <w:rPr>
+          <w:rFonts w:ascii="Courier New" w:hAnsi="Courier New"/>
+          <w:sz w:val="22"/>
+        </w:rPr>
+        <w:t>ver</w:t>
+      </w:r>
+      <w:r>
+        <w:rPr>
+          <w:sz w:val="28"/>
+        </w:rPr>
+        <w:t xml:space="preserve"> повертає такий перелік продуктів:</w:t>
+      </w:r>
+    </w:p>
+    <w:p>
+      <w:pPr>
+        <w:spacing w:after="0" w:line="240" w:lineRule="auto"/>
+        <w:ind w:left="454"/>
+      </w:pPr>
+      <w:r>
+        <w:rPr>
+          <w:rFonts w:ascii="Courier New" w:hAnsi="Courier New"/>
+          <w:sz w:val="17"/>
+        </w:rPr>
+        <w:t>&gt;&gt; ver</w:t>
+      </w:r>
+    </w:p>
+    <w:p>
+      <w:pPr>
+        <w:spacing w:after="0" w:line="240" w:lineRule="auto"/>
+        <w:ind w:left="454"/>
+      </w:pPr>
+      <w:r>
+        <w:rPr>
+          <w:rFonts w:ascii="Courier New" w:hAnsi="Courier New"/>
+          <w:sz w:val="17"/>
+        </w:rPr>
+        <w:t>-----------------------------------------------------------------------------------------</w:t>
+      </w:r>
+    </w:p>
+    <w:p>
+      <w:pPr>
+        <w:spacing w:after="0" w:line="240" w:lineRule="auto"/>
+        <w:ind w:left="454"/>
+      </w:pPr>
+      <w:r>
+        <w:rPr>
+          <w:rFonts w:ascii="Courier New" w:hAnsi="Courier New"/>
+          <w:sz w:val="17"/>
+        </w:rPr>
+        <w:t>MATLAB Version: 26.2.0.3386108 (R2026b)</w:t>
+      </w:r>
+    </w:p>
+    <w:p>
+      <w:pPr>
+        <w:spacing w:after="0" w:line="240" w:lineRule="auto"/>
+        <w:ind w:left="454"/>
+      </w:pPr>
+      <w:r>
+        <w:rPr>
+          <w:rFonts w:ascii="Courier New" w:hAnsi="Courier New"/>
+          <w:sz w:val="17"/>
+        </w:rPr>
+        <w:t>MATLAB License Number: MATLAB Online (basic)</w:t>
+      </w:r>
+    </w:p>
+    <w:p>
+      <w:pPr>
+        <w:spacing w:after="0" w:line="240" w:lineRule="auto"/>
+        <w:ind w:left="454"/>
+      </w:pPr>
+      <w:r>
+        <w:rPr>
+          <w:rFonts w:ascii="Courier New" w:hAnsi="Courier New"/>
+          <w:sz w:val="17"/>
+        </w:rPr>
+        <w:t>Operating System: Linux 7.0.0-1009-aws #9-Ubuntu SMP PREEMPT Tue Jun 30 21:23:37 UTC 2026 x86_64</w:t>
+      </w:r>
+    </w:p>
+    <w:p>
+      <w:pPr>
+        <w:spacing w:after="0" w:line="240" w:lineRule="auto"/>
+        <w:ind w:left="454"/>
+      </w:pPr>
+      <w:r>
+        <w:rPr>
+          <w:rFonts w:ascii="Courier New" w:hAnsi="Courier New"/>
+          <w:sz w:val="17"/>
+        </w:rPr>
+        <w:t>Java Version: Java 1.8.0_292-b10 with AdoptOpenJDK OpenJDK 64-Bit Server VM mixed mode</w:t>
+      </w:r>
+    </w:p>
+    <w:p>
+      <w:pPr>
+        <w:spacing w:after="0" w:line="240" w:lineRule="auto"/>
+        <w:ind w:left="454"/>
+      </w:pPr>
+      <w:r>
+        <w:rPr>
+          <w:rFonts w:ascii="Courier New" w:hAnsi="Courier New"/>
+          <w:sz w:val="17"/>
+        </w:rPr>
+        <w:t>-----------------------------------------------------------------------------------------</w:t>
+      </w:r>
+    </w:p>
+    <w:p>
+      <w:pPr>
+        <w:spacing w:after="0" w:line="240" w:lineRule="auto"/>
+        <w:ind w:left="454"/>
+      </w:pPr>
+      <w:r>
+        <w:rPr>
+          <w:rFonts w:ascii="Courier New" w:hAnsi="Courier New"/>
+          <w:sz w:val="17"/>
+        </w:rPr>
+        <w:t>MATLAB                                      Version 26.2    (R2026b)</w:t>
+      </w:r>
+    </w:p>
+    <w:p>
+      <w:pPr>
+        <w:spacing w:after="0" w:line="240" w:lineRule="auto"/>
+        <w:ind w:left="454"/>
+      </w:pPr>
+      <w:r>
+        <w:rPr>
+          <w:rFonts w:ascii="Courier New" w:hAnsi="Courier New"/>
+          <w:sz w:val="17"/>
+        </w:rPr>
+        <w:t>Simulink                                    Version 26.2    (R2026b)</w:t>
+      </w:r>
+    </w:p>
+    <w:p>
+      <w:pPr>
+        <w:spacing w:after="0" w:line="240" w:lineRule="auto"/>
+        <w:ind w:left="454"/>
+      </w:pPr>
+      <w:r>
+        <w:rPr>
+          <w:rFonts w:ascii="Courier New" w:hAnsi="Courier New"/>
+          <w:sz w:val="17"/>
+        </w:rPr>
+        <w:t>6G Exploration Library for 5G Toolbox       Version 26.2.3  (R2026b)</w:t>
+      </w:r>
+    </w:p>
+    <w:p>
+      <w:pPr>
+        <w:spacing w:after="0" w:line="240" w:lineRule="auto"/>
+        <w:ind w:left="454"/>
+      </w:pPr>
+      <w:r>
+        <w:rPr>
+          <w:rFonts w:ascii="Courier New" w:hAnsi="Courier New"/>
+          <w:sz w:val="17"/>
+        </w:rPr>
+        <w:t>Control System Toolbox                      Version 26.2    (R2026b)</w:t>
+      </w:r>
+    </w:p>
+    <w:p>
+      <w:pPr>
+        <w:spacing w:after="0" w:line="240" w:lineRule="auto"/>
+        <w:ind w:left="454"/>
+      </w:pPr>
+      <w:r>
+        <w:rPr>
+          <w:rFonts w:ascii="Courier New" w:hAnsi="Courier New"/>
+          <w:sz w:val="17"/>
+        </w:rPr>
+        <w:t>Curve Fitting Toolbox                       Version 26.2    (R2026b)</w:t>
+      </w:r>
+    </w:p>
+    <w:p>
+      <w:pPr>
+        <w:spacing w:after="0" w:line="240" w:lineRule="auto"/>
+        <w:ind w:left="454"/>
+      </w:pPr>
+      <w:r>
+        <w:rPr>
+          <w:rFonts w:ascii="Courier New" w:hAnsi="Courier New"/>
+          <w:sz w:val="17"/>
+        </w:rPr>
+        <w:t>Deep Learning Toolbox                       Version 26.2    (R2026b)</w:t>
+      </w:r>
+    </w:p>
+    <w:p>
+      <w:pPr>
+        <w:spacing w:after="0" w:line="240" w:lineRule="auto"/>
+        <w:ind w:left="454"/>
+      </w:pPr>
+      <w:r>
+        <w:rPr>
+          <w:rFonts w:ascii="Courier New" w:hAnsi="Courier New"/>
+          <w:sz w:val="17"/>
+        </w:rPr>
+        <w:t>Image Processing Toolbox                    Version 26.2    (R2026b)</w:t>
+      </w:r>
+    </w:p>
+    <w:p>
+      <w:pPr>
+        <w:spacing w:after="0" w:line="240" w:lineRule="auto"/>
+        <w:ind w:left="454"/>
+      </w:pPr>
+      <w:r>
+        <w:rPr>
+          <w:rFonts w:ascii="Courier New" w:hAnsi="Courier New"/>
+          <w:sz w:val="17"/>
+        </w:rPr>
+        <w:t>Optimization Toolbox                        Version 26.2    (R2026b)</w:t>
+      </w:r>
+    </w:p>
+    <w:p>
+      <w:pPr>
+        <w:spacing w:after="0" w:line="240" w:lineRule="auto"/>
+        <w:ind w:left="454"/>
+      </w:pPr>
+      <w:r>
+        <w:rPr>
+          <w:rFonts w:ascii="Courier New" w:hAnsi="Courier New"/>
+          <w:sz w:val="17"/>
+        </w:rPr>
+        <w:t>Signal Processing Toolbox                   Version 26.2    (R2026b)</w:t>
+      </w:r>
+    </w:p>
+    <w:p>
+      <w:pPr>
+        <w:spacing w:after="0" w:line="240" w:lineRule="auto"/>
+        <w:ind w:left="454"/>
+      </w:pPr>
+      <w:r>
+        <w:rPr>
+          <w:rFonts w:ascii="Courier New" w:hAnsi="Courier New"/>
+          <w:sz w:val="17"/>
+        </w:rPr>
+        <w:t>Statistics and Machine Learning Toolbox     Version 26.2    (R2026b)</w:t>
+      </w:r>
+    </w:p>
+    <w:p>
+      <w:pPr>
+        <w:spacing w:after="0" w:line="240" w:lineRule="auto"/>
+        <w:ind w:left="454"/>
+      </w:pPr>
+      <w:r>
+        <w:rPr>
+          <w:rFonts w:ascii="Courier New" w:hAnsi="Courier New"/>
+          <w:sz w:val="17"/>
+        </w:rPr>
+        <w:t>Symbolic Math Toolbox                       Version 26.2    (R2026b)</w:t>
+      </w:r>
+    </w:p>
+    <w:p>
+      <w:pPr>
+        <w:spacing w:after="0" w:line="240" w:lineRule="auto"/>
+        <w:ind w:left="454"/>
+      </w:pPr>
+      <w:r>
+        <w:rPr>
+          <w:rFonts w:ascii="Courier New" w:hAnsi="Courier New"/>
+          <w:sz w:val="17"/>
+        </w:rPr>
+        <w:t>Text Analytics Toolbox                      Version 26.2    (R2026b)</w:t>
+      </w:r>
+    </w:p>
+    <w:p>
+      <w:pPr>
+        <w:spacing w:after="80"/>
+      </w:pPr>
+    </w:p>
+    <w:p>
+      <w:pPr>
+        <w:spacing w:after="120"/>
+        <w:jc w:val="both"/>
+      </w:pPr>
+      <w:r>
+        <w:rPr>
+          <w:sz w:val="28"/>
+        </w:rPr>
+        <w:t xml:space="preserve">Жодного рядка </w:t>
+      </w:r>
+      <w:r>
+        <w:rPr>
+          <w:rFonts w:ascii="Courier New" w:hAnsi="Courier New"/>
+          <w:sz w:val="22"/>
+        </w:rPr>
+        <w:t>Fuzzy Logic Toolbox</w:t>
+      </w:r>
+      <w:r>
+        <w:rPr>
+          <w:sz w:val="28"/>
+        </w:rPr>
+        <w:t xml:space="preserve"> у переліку немає, отже команди </w:t>
+      </w:r>
+      <w:r>
+        <w:rPr>
+          <w:rFonts w:ascii="Courier New" w:hAnsi="Courier New"/>
+          <w:sz w:val="22"/>
+        </w:rPr>
+        <w:t>fuzzy</w:t>
+      </w:r>
+      <w:r>
+        <w:rPr>
+          <w:sz w:val="28"/>
+        </w:rPr>
+        <w:t xml:space="preserve">, </w:t>
+      </w:r>
+      <w:r>
+        <w:rPr>
+          <w:rFonts w:ascii="Courier New" w:hAnsi="Courier New"/>
+          <w:sz w:val="22"/>
+        </w:rPr>
+        <w:t>newfis</w:t>
+      </w:r>
+      <w:r>
+        <w:rPr>
+          <w:sz w:val="28"/>
+        </w:rPr>
+        <w:t xml:space="preserve">, </w:t>
+      </w:r>
+      <w:r>
+        <w:rPr>
+          <w:rFonts w:ascii="Courier New" w:hAnsi="Courier New"/>
+          <w:sz w:val="22"/>
+        </w:rPr>
+        <w:t>readfis</w:t>
+      </w:r>
+      <w:r>
+        <w:rPr>
+          <w:sz w:val="28"/>
+        </w:rPr>
+        <w:t xml:space="preserve">, </w:t>
+      </w:r>
+      <w:r>
+        <w:rPr>
+          <w:rFonts w:ascii="Courier New" w:hAnsi="Courier New"/>
+          <w:sz w:val="22"/>
+        </w:rPr>
+        <w:t>evalfis</w:t>
+      </w:r>
+      <w:r>
+        <w:rPr>
+          <w:sz w:val="28"/>
+        </w:rPr>
+        <w:t xml:space="preserve"> і </w:t>
+      </w:r>
+      <w:r>
+        <w:rPr>
+          <w:rFonts w:ascii="Courier New" w:hAnsi="Courier New"/>
+          <w:sz w:val="22"/>
+        </w:rPr>
+        <w:t>gensurf</w:t>
+      </w:r>
+      <w:r>
+        <w:rPr>
+          <w:sz w:val="28"/>
+        </w:rPr>
+        <w:t xml:space="preserve"> недоступні. Тому усі три системи відтворено мовою Python бібліотекою </w:t>
       </w:r>
       <w:r>
         <w:rPr>

--- a/lab03_fuzzy/СШІ-ЛР-3-ВТ-23-2-Камінський.docx
+++ b/lab03_fuzzy/СШІ-ЛР-3-ВТ-23-2-Камінський.docx
@@ -2166,12 +2166,22 @@
     </w:p>
     <w:p>
       <w:pPr>
+        <w:sectPr>
+          <w:pgSz w:w="12240" w:h="15840"/>
+          <w:pgMar w:top="1134" w:right="850" w:bottom="1134" w:left="1417" w:header="720" w:footer="720" w:gutter="0"/>
+          <w:cols w:space="720"/>
+          <w:docGrid w:linePitch="360"/>
+        </w:sectPr>
+      </w:pPr>
+    </w:p>
+    <w:p>
+      <w:pPr>
         <w:jc w:val="center"/>
       </w:pPr>
       <w:r>
         <w:drawing>
           <wp:inline xmlns:a="http://schemas.openxmlformats.org/drawingml/2006/main" xmlns:pic="http://schemas.openxmlformats.org/drawingml/2006/picture">
-            <wp:extent cx="5580000" cy="1386258"/>
+            <wp:extent cx="9000000" cy="2235900"/>
             <wp:docPr id="2" name="Picture 2"/>
             <wp:cNvGraphicFramePr>
               <a:graphicFrameLocks noChangeAspect="1"/>
@@ -2192,7 +2202,7 @@
                   <pic:spPr>
                     <a:xfrm>
                       <a:off x="0" y="0"/>
-                      <a:ext cx="5580000" cy="1386258"/>
+                      <a:ext cx="9000000" cy="2235900"/>
                     </a:xfrm>
                     <a:prstGeom prst="rect"/>
                   </pic:spPr>
@@ -2205,7 +2215,7 @@
     </w:p>
     <w:p>
       <w:pPr>
-        <w:spacing w:after="240"/>
+        <w:spacing w:after="120"/>
         <w:jc w:val="center"/>
       </w:pPr>
       <w:r>
@@ -2216,6 +2226,16 @@
         </w:rPr>
         <w:t>Рисунок 2 — Функції належності змінних x1 (3 трикутні терми), x2 (5 гаусових термів) і y (5 трикутних термів)</w:t>
       </w:r>
+    </w:p>
+    <w:p>
+      <w:pPr>
+        <w:sectPr>
+          <w:pgSz w:w="15840" w:h="12240" w:orient="landscape"/>
+          <w:pgMar w:top="850" w:right="850" w:bottom="850" w:left="850" w:header="720" w:footer="720" w:gutter="0"/>
+          <w:cols w:space="720"/>
+          <w:docGrid w:linePitch="360"/>
+        </w:sectPr>
+      </w:pPr>
     </w:p>
     <w:p>
       <w:pPr>
@@ -2272,12 +2292,22 @@
     </w:p>
     <w:p>
       <w:pPr>
+        <w:sectPr>
+          <w:pgSz w:w="12240" w:h="15840"/>
+          <w:pgMar w:top="1134" w:right="850" w:bottom="1134" w:left="1417" w:header="720" w:footer="720" w:gutter="0"/>
+          <w:cols w:space="720"/>
+          <w:docGrid w:linePitch="360"/>
+        </w:sectPr>
+      </w:pPr>
+    </w:p>
+    <w:p>
+      <w:pPr>
         <w:jc w:val="center"/>
       </w:pPr>
       <w:r>
         <w:drawing>
           <wp:inline xmlns:a="http://schemas.openxmlformats.org/drawingml/2006/main" xmlns:pic="http://schemas.openxmlformats.org/drawingml/2006/picture">
-            <wp:extent cx="5580000" cy="1640167"/>
+            <wp:extent cx="9000000" cy="2645431"/>
             <wp:docPr id="4" name="Picture 4"/>
             <wp:cNvGraphicFramePr>
               <a:graphicFrameLocks noChangeAspect="1"/>
@@ -2298,7 +2328,7 @@
                   <pic:spPr>
                     <a:xfrm>
                       <a:off x="0" y="0"/>
-                      <a:ext cx="5580000" cy="1640167"/>
+                      <a:ext cx="9000000" cy="2645431"/>
                     </a:xfrm>
                     <a:prstGeom prst="rect"/>
                   </pic:spPr>
@@ -2311,7 +2341,7 @@
     </w:p>
     <w:p>
       <w:pPr>
-        <w:spacing w:after="240"/>
+        <w:spacing w:after="120"/>
         <w:jc w:val="center"/>
       </w:pPr>
       <w:r>
@@ -2322,6 +2352,16 @@
         </w:rPr>
         <w:t>Рисунок 4 — Порівняння: точна функція, нечітка апроксимація та поле похибки</w:t>
       </w:r>
+    </w:p>
+    <w:p>
+      <w:pPr>
+        <w:sectPr>
+          <w:pgSz w:w="15840" w:h="12240" w:orient="landscape"/>
+          <w:pgMar w:top="850" w:right="850" w:bottom="850" w:left="850" w:header="720" w:footer="720" w:gutter="0"/>
+          <w:cols w:space="720"/>
+          <w:docGrid w:linePitch="360"/>
+        </w:sectPr>
+      </w:pPr>
     </w:p>
     <w:p>
       <w:pPr>
@@ -3714,12 +3754,22 @@
     </w:p>
     <w:p>
       <w:pPr>
+        <w:sectPr>
+          <w:pgSz w:w="12240" w:h="15840"/>
+          <w:pgMar w:top="1134" w:right="850" w:bottom="1134" w:left="1417" w:header="720" w:footer="720" w:gutter="0"/>
+          <w:cols w:space="720"/>
+          <w:docGrid w:linePitch="360"/>
+        </w:sectPr>
+      </w:pPr>
+    </w:p>
+    <w:p>
+      <w:pPr>
         <w:jc w:val="center"/>
       </w:pPr>
       <w:r>
         <w:drawing>
           <wp:inline xmlns:a="http://schemas.openxmlformats.org/drawingml/2006/main" xmlns:pic="http://schemas.openxmlformats.org/drawingml/2006/picture">
-            <wp:extent cx="5580000" cy="1644571"/>
+            <wp:extent cx="9000000" cy="2652534"/>
             <wp:docPr id="5" name="Picture 5"/>
             <wp:cNvGraphicFramePr>
               <a:graphicFrameLocks noChangeAspect="1"/>
@@ -3740,7 +3790,7 @@
                   <pic:spPr>
                     <a:xfrm>
                       <a:off x="0" y="0"/>
-                      <a:ext cx="5580000" cy="1644571"/>
+                      <a:ext cx="9000000" cy="2652534"/>
                     </a:xfrm>
                     <a:prstGeom prst="rect"/>
                   </pic:spPr>
@@ -3753,7 +3803,7 @@
     </w:p>
     <w:p>
       <w:pPr>
-        <w:spacing w:after="240"/>
+        <w:spacing w:after="120"/>
         <w:jc w:val="center"/>
       </w:pPr>
       <w:r>
@@ -3767,12 +3817,32 @@
     </w:p>
     <w:p>
       <w:pPr>
+        <w:sectPr>
+          <w:pgSz w:w="15840" w:h="12240" w:orient="landscape"/>
+          <w:pgMar w:top="850" w:right="850" w:bottom="850" w:left="850" w:header="720" w:footer="720" w:gutter="0"/>
+          <w:cols w:space="720"/>
+          <w:docGrid w:linePitch="360"/>
+        </w:sectPr>
+      </w:pPr>
+    </w:p>
+    <w:p>
+      <w:pPr>
+        <w:sectPr>
+          <w:pgSz w:w="12240" w:h="15840"/>
+          <w:pgMar w:top="1134" w:right="850" w:bottom="1134" w:left="1417" w:header="720" w:footer="720" w:gutter="0"/>
+          <w:cols w:space="720"/>
+          <w:docGrid w:linePitch="360"/>
+        </w:sectPr>
+      </w:pPr>
+    </w:p>
+    <w:p>
+      <w:pPr>
         <w:jc w:val="center"/>
       </w:pPr>
       <w:r>
         <w:drawing>
           <wp:inline xmlns:a="http://schemas.openxmlformats.org/drawingml/2006/main" xmlns:pic="http://schemas.openxmlformats.org/drawingml/2006/picture">
-            <wp:extent cx="5580000" cy="1644571"/>
+            <wp:extent cx="9000000" cy="2652534"/>
             <wp:docPr id="6" name="Picture 6"/>
             <wp:cNvGraphicFramePr>
               <a:graphicFrameLocks noChangeAspect="1"/>
@@ -3793,7 +3863,7 @@
                   <pic:spPr>
                     <a:xfrm>
                       <a:off x="0" y="0"/>
-                      <a:ext cx="5580000" cy="1644571"/>
+                      <a:ext cx="9000000" cy="2652534"/>
                     </a:xfrm>
                     <a:prstGeom prst="rect"/>
                   </pic:spPr>
@@ -3806,7 +3876,7 @@
     </w:p>
     <w:p>
       <w:pPr>
-        <w:spacing w:after="240"/>
+        <w:spacing w:after="120"/>
         <w:jc w:val="center"/>
       </w:pPr>
       <w:r>
@@ -3817,6 +3887,16 @@
         </w:rPr>
         <w:t>Рисунок 6 — Функції належності вихідних змінних — кутів повороту крана гарячої та крана холодної води</w:t>
       </w:r>
+    </w:p>
+    <w:p>
+      <w:pPr>
+        <w:sectPr>
+          <w:pgSz w:w="15840" w:h="12240" w:orient="landscape"/>
+          <w:pgMar w:top="850" w:right="850" w:bottom="850" w:left="850" w:header="720" w:footer="720" w:gutter="0"/>
+          <w:cols w:space="720"/>
+          <w:docGrid w:linePitch="360"/>
+        </w:sectPr>
+      </w:pPr>
     </w:p>
     <w:p>
       <w:pPr>
@@ -3873,12 +3953,22 @@
     </w:p>
     <w:p>
       <w:pPr>
+        <w:sectPr>
+          <w:pgSz w:w="12240" w:h="15840"/>
+          <w:pgMar w:top="1134" w:right="850" w:bottom="1134" w:left="1417" w:header="720" w:footer="720" w:gutter="0"/>
+          <w:cols w:space="720"/>
+          <w:docGrid w:linePitch="360"/>
+        </w:sectPr>
+      </w:pPr>
+    </w:p>
+    <w:p>
+      <w:pPr>
         <w:jc w:val="center"/>
       </w:pPr>
       <w:r>
         <w:drawing>
           <wp:inline xmlns:a="http://schemas.openxmlformats.org/drawingml/2006/main" xmlns:pic="http://schemas.openxmlformats.org/drawingml/2006/picture">
-            <wp:extent cx="5580000" cy="1421226"/>
+            <wp:extent cx="9000000" cy="2292301"/>
             <wp:docPr id="8" name="Picture 8"/>
             <wp:cNvGraphicFramePr>
               <a:graphicFrameLocks noChangeAspect="1"/>
@@ -3899,7 +3989,7 @@
                   <pic:spPr>
                     <a:xfrm>
                       <a:off x="0" y="0"/>
-                      <a:ext cx="5580000" cy="1421226"/>
+                      <a:ext cx="9000000" cy="2292301"/>
                     </a:xfrm>
                     <a:prstGeom prst="rect"/>
                   </pic:spPr>
@@ -3912,7 +4002,7 @@
     </w:p>
     <w:p>
       <w:pPr>
-        <w:spacing w:after="240"/>
+        <w:spacing w:after="120"/>
         <w:jc w:val="center"/>
       </w:pPr>
       <w:r>
@@ -3923,6 +4013,16 @@
         </w:rPr>
         <w:t>Рисунок 8 — Перерізи поверхонь при трьох рівнях напору: залежність кутів обох кранів від температури води</w:t>
       </w:r>
+    </w:p>
+    <w:p>
+      <w:pPr>
+        <w:sectPr>
+          <w:pgSz w:w="15840" w:h="12240" w:orient="landscape"/>
+          <w:pgMar w:top="850" w:right="850" w:bottom="850" w:left="850" w:header="720" w:footer="720" w:gutter="0"/>
+          <w:cols w:space="720"/>
+          <w:docGrid w:linePitch="360"/>
+        </w:sectPr>
+      </w:pPr>
     </w:p>
     <w:p>
       <w:pPr>
@@ -5445,12 +5545,22 @@
     </w:p>
     <w:p>
       <w:pPr>
+        <w:sectPr>
+          <w:pgSz w:w="12240" w:h="15840"/>
+          <w:pgMar w:top="1134" w:right="850" w:bottom="1134" w:left="1417" w:header="720" w:footer="720" w:gutter="0"/>
+          <w:cols w:space="720"/>
+          <w:docGrid w:linePitch="360"/>
+        </w:sectPr>
+      </w:pPr>
+    </w:p>
+    <w:p>
+      <w:pPr>
         <w:jc w:val="center"/>
       </w:pPr>
       <w:r>
         <w:drawing>
           <wp:inline xmlns:a="http://schemas.openxmlformats.org/drawingml/2006/main" xmlns:pic="http://schemas.openxmlformats.org/drawingml/2006/picture">
-            <wp:extent cx="5580000" cy="1641686"/>
+            <wp:extent cx="9000000" cy="2647880"/>
             <wp:docPr id="9" name="Picture 9"/>
             <wp:cNvGraphicFramePr>
               <a:graphicFrameLocks noChangeAspect="1"/>
@@ -5471,7 +5581,7 @@
                   <pic:spPr>
                     <a:xfrm>
                       <a:off x="0" y="0"/>
-                      <a:ext cx="5580000" cy="1641686"/>
+                      <a:ext cx="9000000" cy="2647880"/>
                     </a:xfrm>
                     <a:prstGeom prst="rect"/>
                   </pic:spPr>
@@ -5484,7 +5594,7 @@
     </w:p>
     <w:p>
       <w:pPr>
-        <w:spacing w:after="240"/>
+        <w:spacing w:after="120"/>
         <w:jc w:val="center"/>
       </w:pPr>
       <w:r>
@@ -5495,6 +5605,16 @@
         </w:rPr>
         <w:t>Рисунок 9 — Функції належності входів «температура повітря» і «швидкість зміни температури»</w:t>
       </w:r>
+    </w:p>
+    <w:p>
+      <w:pPr>
+        <w:sectPr>
+          <w:pgSz w:w="15840" w:h="12240" w:orient="landscape"/>
+          <w:pgMar w:top="850" w:right="850" w:bottom="850" w:left="850" w:header="720" w:footer="720" w:gutter="0"/>
+          <w:cols w:space="720"/>
+          <w:docGrid w:linePitch="360"/>
+        </w:sectPr>
+      </w:pPr>
     </w:p>
     <w:p>
       <w:pPr>
